--- a/Quellen/Anhänge/Buch/Kapitel-1-Der-Test.docx
+++ b/Quellen/Anhänge/Buch/Kapitel-1-Der-Test.docx
@@ -17,7 +17,7 @@
         <w:spacing w:after="200"/>
       </w:pPr>
       <w:r>
-        <w:t xml:space="preserve">Bevor du anfängst zu lesen, möchte ich dir einen Fragebogen anbieten, den du ganz individuell für dich beantworten kannst. Er spricht bereits die Themen und Probleme an, die ich mit diesem Buch erleichtern möchte. Es gibt kein „richtig" oder „falsch" – nur deine ganz persönlichen, ehrlichen Antworten. Nimm dir für jede Frage einen kurzen Moment Zeit und halte fest, was dir durch den Kopf geht. Dieser Test ist ein erster Überblick, eine Art Momentaufnahme deines aktuellen Standes – emotional wie mental –, den du nach dem Lesen dieses Buches noch einmal beantworten wirst. So erlebst du deinen eigenen, ganz persönlichen Fortschritt am Ende schwarz auf weiß, statt ihn nur zu erahnen.</w:t>
+        <w:t>Bevor du anfängst zu lesen, möchte ich dir einen Fragebogen anbieten, den du ganz individuell für dich beantworten kannst. Er spricht bereits die Themen und Probleme an, die ich mit diesem Buch erleichtern möchte. Es gibt kein „richtig" oder „falsch" – nur deine ganz persönlichen, ehrlichen Antworten. Nimm dir für jede Frage einen kurzen Moment Zeit und halte fest, was dir durch den Kopf geht. Dieser Test ist ein erster Überblick, eine Art Momentaufnahme deines aktuellen Standes – emotional wie mental. Am Ende dieses Buches greife ich dieselben sieben Themen noch einmal auf, dann aber mit Fragen, die du mit all dem beantworten kannst, was du auf dem Weg dorthin gelernt hast. So erlebst du deinen eigenen, ganz persönlichen Fortschritt am Ende schwarz auf weiß, statt ihn nur zu erahnen.</w:t>
       </w:r>
     </w:p>
     <w:p>
@@ -33,23 +33,23 @@
         <w:spacing w:after="200"/>
       </w:pPr>
       <w:r>
-        <w:t xml:space="preserve">Meine Laufbahn begann beim Fußball. Ich hatte durchaus Talent, aber aus fehlendem Interesse am nächsten, konsequenteren Schritt habe ich mich selbst ausgebremst. Nach und nach wurde ich unfit, aß zu viel und entfernte mich immer weiter von der Version meiner selbst, die ich eigentlich sein wollte. Nach viel Schmerz und wachsender Unzufriedenheit war ich irgendwann hoch motiviert, alles zu verändern – zunächst allerdings ohne wirkliches Wissen, was mich prompt in die falsche Richtung führte. Auch das mündete am Ende nur in erneuter Unzufriedenheit.</w:t>
-      </w:r>
-    </w:p>
-    <w:p>
-      <w:pPr>
-        <w:spacing w:after="200"/>
-      </w:pPr>
-      <w:r>
-        <w:t xml:space="preserve">Immer wieder kämpfte ich in dieser Zeit mit dem Gefühl, einfach nicht genug zu machen. Mit Einsamkeit, die sich manchmal wie ein ständiger Begleiter anfühlte. Von außen hieß es dabei oft: „Du bist doch noch jung, du hast doch noch so viel Zeit." Eine Aussage, die mich wohl beruhigen sollte – mich aber nie wirklich überzeugt hat. Denn ich wollte nicht einfach nur normal leben und abwarten. Ich wollte etwas erreichen, das über das Übliche hinausgeht. Mit diesem Gefühl kämpfe ich, wenn ich ganz ehrlich bin, bis heute noch ein Stück weit.</w:t>
-      </w:r>
-    </w:p>
-    <w:p>
-      <w:pPr>
-        <w:spacing w:after="200"/>
-      </w:pPr>
-      <w:r>
-        <w:t xml:space="preserve">Was mich dabei antreibt, ist vor allem meine Liebe zum Sport. Diesen einen Traumkörper zu erreichen, extreme Distanzen zu erlaufen, mir selbst immer wieder aufs Neue zu beweisen, wozu ich eigentlich in der Lage bin – genau das ist mein Antrieb. Ich liebe Struktur, genau zu wissen, was als Nächstes auf mich zukommt, statt orientierungslos durch den Tag zu gehen. Und gerade dadurch bin ich meinem inneren Frieden über die Zeit immer näher gekommen. Dabei geht es für mich längst nicht mehr nur darum, ständig neue Ziele zu jagen – auch das, was bereits da ist, konsequent weiter zu optimieren, zählt für mich genauso viel. Sei es im Sport, im Business oder in anderen Lebensbereichen, die vorher vielleicht etwas zu kurz gekommen sind.</w:t>
+        <w:t>Meine Laufbahn begann beim Fußball. Ich hatte durchaus Talent, aber aus fehlendem Interesse am nächsten, konsequenteren Schritt habe ich mich selbst ausgebremst. Nach und nach wurde ich unfit, aß zu viel und entfernte mich immer weiter von der Version meiner selbst, die ich eigentlich sein wollte. Nach viel Schmerz und wachsender Unzufriedenheit war ich irgendwann so motiviert, dass ich alles auf einmal verändern wollte – nur fehlte mir das Wissen, um diese Motivation richtig einzusetzen. Ich nahm ab, viel zu drastisch, und klammerte mich an das, was sich anfangs so gut und richtig angefühlt hatte, bis aus dem Wunsch nach Veränderung beinahe eine Besessenheit wurde. Am Ende stand ich in einer Version meiner selbst, die genauso extrem war wie die, vor der ich davongelaufen war – und wieder waren sie da: die Verzweiflung und die Unzufriedenheit.</w:t>
+      </w:r>
+    </w:p>
+    <w:p>
+      <w:pPr>
+        <w:spacing w:after="200"/>
+      </w:pPr>
+      <w:r>
+        <w:t>Immer wieder kämpfte ich in dieser Zeit mit dem Gefühl, einfach nicht genug zu machen. Mit Einsamkeit, die sich manchmal wie ein ständiger Begleiter anfühlte. Von außen hieß es dabei oft: „Du bist doch noch jung, du hast doch noch so viel Zeit." Eine Aussage, die mich wohl beruhigen sollte – mich aber nie wirklich überzeugt hat. Denn ich wollte nicht einfach nur normal leben und abwarten. In Gedanken war ich ständig woanders, konnte kaum im Moment leben und ihn noch weniger genießen. Stattdessen trug ich ein inneres Brennen mit mir herum, das Verlangen nach mehr – so stark, dass es sich manchmal beinahe wie Schmerz anfühlte. Wenn ich heute zurückblicke, war genau dieses Brennen der eigentliche Grund für alles, was in diesem Buch steht. Ich wollte etwas erreichen, das über das Übliche hinausgeht. Mit diesem Gefühl kämpfe ich, wenn ich ganz ehrlich bin, bis heute noch ein Stück weit.</w:t>
+      </w:r>
+    </w:p>
+    <w:p>
+      <w:pPr>
+        <w:spacing w:after="200"/>
+      </w:pPr>
+      <w:r>
+        <w:t>Was mich dabei antreibt, ist vor allem meine Liebe zum Sport. Diesen einen Traumkörper zu erreichen. Extreme Leistungen zu erbringen – mit schweren Gewichten im Powerlifting und im Gym, oder mit dem eigenen Körper im Calisthenics. Mir selbst immer wieder aufs Neue zu beweisen, wozu ich eigentlich in der Lage bin, und dass man es mit genug Willen auch ohne außergewöhnliches Talent weiter bringen kann als alle anderen – genau das ist mein Antrieb. Ich liebe Struktur, genau zu wissen, was als Nächstes auf mich zukommt, statt orientierungslos durch den Tag zu gehen. Und gerade dadurch bin ich meinem inneren Frieden über die Zeit immer näher gekommen. Dabei geht es für mich längst nicht mehr nur darum, ständig neue Ziele zu jagen – auch das, was bereits da ist, konsequent weiter zu optimieren, zählt für mich genauso viel. Sei es im Sport, im Business oder in anderen Lebensbereichen, die vorher vielleicht etwas zu kurz gekommen sind.</w:t>
       </w:r>
     </w:p>
     <w:p>
@@ -141,10 +141,7 @@
           <w:b/>
           <w:bCs/>
         </w:rPr>
-        <w:t xml:space="preserve">4. </w:t>
-      </w:r>
-      <w:r>
-        <w:t xml:space="preserve">Hattest du schon mal das Gefühl, deine Leistung extrem gesteigert zu haben, aber dein Erscheinungsbild darunter gelitten hat – und du so nie das maximal Mögliche rausgeholt hast?</w:t>
+        <w:t>4. Hattest du schon mal das Gefühl, im Sport extrem viel erreicht zu haben, während Schule, Arbeit oder Business darunter gelitten haben – als könntest du nie alles gleichzeitig unter einen Hut bringen?</w:t>
       </w:r>
     </w:p>
     <w:p>

--- a/Quellen/Anhänge/Buch/Kapitel-1-Der-Test.docx
+++ b/Quellen/Anhänge/Buch/Kapitel-1-Der-Test.docx
@@ -99,7 +99,7 @@
         <w:t xml:space="preserve">1. </w:t>
       </w:r>
       <w:r>
-        <w:t xml:space="preserve">Fühlst du manchmal diese leise Ungerechtigkeit – dass du dir alles hart erarbeiten musstest, während es für andere einfach so lief – auch wenn du eigentlich weißt, dass genau das dein Vorteil vor den anderen ist?</w:t>
+        <w:t>Fühlst du manchmal diese leise Ungerechtigkeit – dass du dir alles hart erarbeiten musstest, während es für andere eine Art Selbstläufer war?</w:t>
       </w:r>
     </w:p>
     <w:p>
